--- a/public/resume-ja.docx
+++ b/public/resume-ja.docx
@@ -87,7 +87,7 @@
                                 <w:sz w:val="56"/>
                                 <w:szCs w:val="56"/>
                               </w:rPr>
-                              <w:t>个人简历</w:t>
+                              <w:t>職務経歴書</w:t>
                             </w:r>
                           </w:p>
                         </w:txbxContent>
@@ -121,7 +121,7 @@
                           <w:sz w:val="56"/>
                           <w:szCs w:val="56"/>
                         </w:rPr>
-                        <w:t>个人简历</w:t>
+                        <w:t>職務経歴書</w:t>
                       </w:r>
                     </w:p>
                   </w:txbxContent>
@@ -291,7 +291,7 @@
                                 <w:bCs/>
                                 <w:color w:val="404040" w:themeColor="text1" w:themeTint="BF"/>
                               </w:rPr>
-                              <w:t xml:space="preserve">姓    </w:t>
+                              <w:t xml:space="preserve">姓</w:t>
                             </w:r>
                             <w:r>
                               <w:rPr>
@@ -319,7 +319,7 @@
                                 <w:bCs/>
                                 <w:color w:val="404040" w:themeColor="text1" w:themeTint="BF"/>
                               </w:rPr>
-                              <w:t>民    族</w:t>
+                              <w:t>民族</w:t>
                             </w:r>
                           </w:p>
                           <w:p>
@@ -338,7 +338,7 @@
                                 <w:bCs/>
                                 <w:color w:val="404040" w:themeColor="text1" w:themeTint="BF"/>
                               </w:rPr>
-                              <w:t>电    话</w:t>
+                              <w:t>電話</w:t>
                             </w:r>
                           </w:p>
                           <w:p>
@@ -357,7 +357,7 @@
                                 <w:bCs/>
                                 <w:color w:val="404040" w:themeColor="text1" w:themeTint="BF"/>
                               </w:rPr>
-                              <w:t>邮    箱</w:t>
+                              <w:t>メール</w:t>
                             </w:r>
                           </w:p>
                           <w:p>
@@ -406,7 +406,7 @@
                           <w:bCs/>
                           <w:color w:val="404040" w:themeColor="text1" w:themeTint="BF"/>
                         </w:rPr>
-                        <w:t xml:space="preserve">姓    </w:t>
+                        <w:t xml:space="preserve">姓</w:t>
                       </w:r>
                       <w:r>
                         <w:rPr>
@@ -434,7 +434,7 @@
                           <w:bCs/>
                           <w:color w:val="404040" w:themeColor="text1" w:themeTint="BF"/>
                         </w:rPr>
-                        <w:t>民    族</w:t>
+                        <w:t>民族</w:t>
                       </w:r>
                     </w:p>
                     <w:p>
@@ -453,7 +453,7 @@
                           <w:bCs/>
                           <w:color w:val="404040" w:themeColor="text1" w:themeTint="BF"/>
                         </w:rPr>
-                        <w:t>电    话</w:t>
+                        <w:t>電話</w:t>
                       </w:r>
                     </w:p>
                     <w:p>
@@ -472,7 +472,7 @@
                           <w:bCs/>
                           <w:color w:val="404040" w:themeColor="text1" w:themeTint="BF"/>
                         </w:rPr>
-                        <w:t>邮    箱</w:t>
+                        <w:t>メール</w:t>
                       </w:r>
                     </w:p>
                     <w:p>
@@ -562,7 +562,7 @@
                                 <w:bCs/>
                                 <w:color w:val="404040" w:themeColor="text1" w:themeTint="BF"/>
                               </w:rPr>
-                              <w:t xml:space="preserve">年 </w:t>
+                              <w:t xml:space="preserve">年齢</w:t>
                             </w:r>
                             <w:r>
                               <w:rPr>
@@ -571,7 +571,7 @@
                                 <w:bCs/>
                                 <w:color w:val="404040" w:themeColor="text1" w:themeTint="BF"/>
                               </w:rPr>
-                              <w:t xml:space="preserve">   </w:t>
+                              <w:t xml:space="preserve"/>
                             </w:r>
                             <w:r>
                               <w:rPr>
@@ -580,7 +580,7 @@
                                 <w:bCs/>
                                 <w:color w:val="404040" w:themeColor="text1" w:themeTint="BF"/>
                               </w:rPr>
-                              <w:t>龄</w:t>
+                              <w:t>年齢</w:t>
                             </w:r>
                           </w:p>
                           <w:p>
@@ -599,7 +599,7 @@
                                 <w:bCs/>
                                 <w:color w:val="404040" w:themeColor="text1" w:themeTint="BF"/>
                               </w:rPr>
-                              <w:t>政治面貌毕业院校</w:t>
+                              <w:t>身分・大学</w:t>
                             </w:r>
                           </w:p>
                           <w:p>
@@ -618,7 +618,7 @@
                                 <w:bCs/>
                                 <w:color w:val="404040" w:themeColor="text1" w:themeTint="BF"/>
                               </w:rPr>
-                              <w:t>学    历</w:t>
+                              <w:t>学歴</w:t>
                             </w:r>
                           </w:p>
                         </w:txbxContent>
@@ -653,7 +653,7 @@
                           <w:bCs/>
                           <w:color w:val="404040" w:themeColor="text1" w:themeTint="BF"/>
                         </w:rPr>
-                        <w:t xml:space="preserve">年 </w:t>
+                        <w:t xml:space="preserve">年齢</w:t>
                       </w:r>
                       <w:r>
                         <w:rPr>
@@ -662,7 +662,7 @@
                           <w:bCs/>
                           <w:color w:val="404040" w:themeColor="text1" w:themeTint="BF"/>
                         </w:rPr>
-                        <w:t xml:space="preserve">   </w:t>
+                        <w:t xml:space="preserve"/>
                       </w:r>
                       <w:r>
                         <w:rPr>
@@ -671,7 +671,7 @@
                           <w:bCs/>
                           <w:color w:val="404040" w:themeColor="text1" w:themeTint="BF"/>
                         </w:rPr>
-                        <w:t>龄</w:t>
+                        <w:t>年齢</w:t>
                       </w:r>
                     </w:p>
                     <w:p>
@@ -690,7 +690,7 @@
                           <w:bCs/>
                           <w:color w:val="404040" w:themeColor="text1" w:themeTint="BF"/>
                         </w:rPr>
-                        <w:t>政治面貌毕业院校</w:t>
+                        <w:t>身分・大学</w:t>
                       </w:r>
                     </w:p>
                     <w:p>
@@ -709,7 +709,7 @@
                           <w:bCs/>
                           <w:color w:val="404040" w:themeColor="text1" w:themeTint="BF"/>
                         </w:rPr>
-                        <w:t>学    历</w:t>
+                        <w:t>学歴</w:t>
                       </w:r>
                     </w:p>
                   </w:txbxContent>
@@ -813,7 +813,7 @@
                                 <w:rFonts w:ascii="微软雅黑" w:eastAsia="微软雅黑" w:hAnsi="微软雅黑" w:hint="eastAsia"/>
                                 <w:color w:val="404040" w:themeColor="text1" w:themeTint="BF"/>
                               </w:rPr>
-                              <w:t>汉</w:t>
+                              <w:t>漢族</w:t>
                             </w:r>
                           </w:p>
                           <w:p>
@@ -919,7 +919,7 @@
                           <w:rFonts w:ascii="微软雅黑" w:eastAsia="微软雅黑" w:hAnsi="微软雅黑" w:hint="eastAsia"/>
                           <w:color w:val="404040" w:themeColor="text1" w:themeTint="BF"/>
                         </w:rPr>
-                        <w:t>汉</w:t>
+                        <w:t>漢族</w:t>
                       </w:r>
                     </w:p>
                     <w:p>
@@ -1043,7 +1043,7 @@
                                   </w14:srgbClr>
                                 </w14:shadow>
                               </w:rPr>
-                              <w:t>个人简历</w:t>
+                              <w:t>職務経歴書</w:t>
                             </w:r>
                           </w:p>
                         </w:txbxContent>
@@ -1075,7 +1075,7 @@
                             </w14:srgbClr>
                           </w14:shadow>
                         </w:rPr>
-                        <w:t>个人简历</w:t>
+                        <w:t>職務経歴書</w:t>
                       </w:r>
                     </w:p>
                   </w:txbxContent>
@@ -1090,7 +1090,7 @@
           <w:rFonts w:hint="eastAsia"/>
           <w:sz w:val="28"/>
         </w:rPr>
-        <w:t xml:space="preserve"> </w:t>
+        <w:t xml:space="preserve"/>
       </w:r>
     </w:p>
     <w:p>
@@ -1182,7 +1182,7 @@
                                 <w:color w:val="404040" w:themeColor="text1" w:themeTint="BF"/>
                                 <w:sz w:val="22"/>
                               </w:rPr>
-                              <w:t>做出成绩的同时不断共享跟进流程为整个团队赋能，提高整体效率和利润</w:t>
+                              <w:t>越境EC | EC運営 | 購買・業務改善</w:t>
                             </w:r>
                           </w:p>
                           <w:p>
@@ -1211,7 +1211,7 @@
                                 <w:sz w:val="20"/>
                                 <w:szCs w:val="20"/>
                               </w:rPr>
-                              <w:t>开品速度：约为同事2倍，每月精铺8个品以上</w:t>
+                              <w:t>商品開発: 月8商品以上 | 同僚の約2倍の速度</w:t>
                             </w:r>
                           </w:p>
                           <w:p>
@@ -1240,7 +1240,7 @@
                                 <w:sz w:val="20"/>
                                 <w:szCs w:val="20"/>
                               </w:rPr>
-                              <w:t>做图效率：30分钟/套</w:t>
+                              <w:t>画像制作: 30分/セット</w:t>
                             </w:r>
                           </w:p>
                           <w:p>
@@ -1266,7 +1266,7 @@
                                 <w:sz w:val="20"/>
                                 <w:szCs w:val="20"/>
                               </w:rPr>
-                              <w:t>设计优化：3名设计师</w:t>
+                              <w:t>デザイン業務: 3名分の作業効率を最適化</w:t>
                             </w:r>
                           </w:p>
                           <w:p>
@@ -1292,7 +1292,7 @@
                                 <w:sz w:val="20"/>
                                 <w:szCs w:val="20"/>
                               </w:rPr>
-                              <w:t>利润结果：月度利润贡献≥2万元，最高时选品产生利润一度超过10万元，所选品持续不亏损</w:t>
+                              <w:t>成果: 月間2万元以上の粗利貢献 | 担当商品は継続的に黒字</w:t>
                             </w:r>
                           </w:p>
                         </w:txbxContent>
@@ -1334,7 +1334,7 @@
                           <w:color w:val="404040" w:themeColor="text1" w:themeTint="BF"/>
                           <w:sz w:val="22"/>
                         </w:rPr>
-                        <w:t>做出成绩的同时不断共享跟进流程为整个团队赋能，提高整体效率和利润</w:t>
+                        <w:t>越境EC | EC運営 | 購買・業務改善</w:t>
                       </w:r>
                     </w:p>
                     <w:p>
@@ -1363,7 +1363,7 @@
                           <w:sz w:val="20"/>
                           <w:szCs w:val="20"/>
                         </w:rPr>
-                        <w:t>开品速度：约为同事2倍，每月精铺8个品以上</w:t>
+                        <w:t>商品開発: 月8商品以上 | 同僚の約2倍の速度</w:t>
                       </w:r>
                     </w:p>
                     <w:p>
@@ -1392,7 +1392,7 @@
                           <w:sz w:val="20"/>
                           <w:szCs w:val="20"/>
                         </w:rPr>
-                        <w:t>做图效率：30分钟/套</w:t>
+                        <w:t>画像制作: 30分/セット</w:t>
                       </w:r>
                     </w:p>
                     <w:p>
@@ -1418,7 +1418,7 @@
                           <w:sz w:val="20"/>
                           <w:szCs w:val="20"/>
                         </w:rPr>
-                        <w:t>设计优化：3名设计师</w:t>
+                        <w:t>デザイン業務: 3名分の作業効率を最適化</w:t>
                       </w:r>
                     </w:p>
                     <w:p>
@@ -1444,7 +1444,7 @@
                           <w:sz w:val="20"/>
                           <w:szCs w:val="20"/>
                         </w:rPr>
-                        <w:t>利润结果：月度利润贡献≥2万元，最高时选品产生利润一度超过10万元，所选品持续不亏损</w:t>
+                        <w:t>成果: 月間2万元以上の粗利貢献 | 担当商品は継続的に黒字</w:t>
                       </w:r>
                     </w:p>
                   </w:txbxContent>
@@ -1620,7 +1620,7 @@
                                   <w:sz w:val="28"/>
                                   <w:szCs w:val="28"/>
                                 </w:rPr>
-                                <w:t>技能证书</w:t>
+                                <w:t>活かせるスキル</w:t>
                               </w:r>
                             </w:p>
                           </w:txbxContent>
@@ -1658,7 +1658,7 @@
                             <w:sz w:val="28"/>
                             <w:szCs w:val="28"/>
                           </w:rPr>
-                          <w:t>技能证书</w:t>
+                          <w:t>活かせるスキル</w:t>
                         </w:r>
                       </w:p>
                     </w:txbxContent>
@@ -1747,7 +1747,7 @@
                                 <w:sz w:val="20"/>
                                 <w:szCs w:val="20"/>
                               </w:rPr>
-                              <w:t>日语N1</w:t>
+                              <w:t>日本語 N1</w:t>
                             </w:r>
                             <w:r>
                               <w:rPr>
@@ -1756,7 +1756,7 @@
                                 <w:sz w:val="20"/>
                                 <w:szCs w:val="20"/>
                               </w:rPr>
-                              <w:t>，具备日语口语、读写及商务沟通能力</w:t>
+                              <w:t>（会話・読解・ビジネス交渉）</w:t>
                             </w:r>
                           </w:p>
                           <w:p>
@@ -1784,7 +1784,7 @@
                                 <w:sz w:val="20"/>
                                 <w:szCs w:val="20"/>
                               </w:rPr>
-                              <w:t>CET-4，可快速阅读英文产品与技术资料</w:t>
+                              <w:t>CET-4、英語の製品・技術資料を速やかに読解</w:t>
                             </w:r>
                           </w:p>
                           <w:p>
@@ -1811,7 +1811,7 @@
                                 <w:sz w:val="20"/>
                                 <w:szCs w:val="20"/>
                               </w:rPr>
-                              <w:t>Python、SQL/MySQL、SPSS；AI辅助编程、数据分析与自动化</w:t>
+                              <w:t>Python、SQL/MySQL、SPSS、AI支援コーディング、データ分析</w:t>
                             </w:r>
                           </w:p>
                           <w:p>
@@ -1838,7 +1838,7 @@
                                 <w:sz w:val="20"/>
                                 <w:szCs w:val="20"/>
                               </w:rPr>
-                              <w:t>飞书多维表格、</w:t>
+                              <w:t>Feishu多次元表、</w:t>
                             </w:r>
                             <w:proofErr w:type="spellStart"/>
                             <w:r>
@@ -1878,7 +1878,7 @@
                                 <w:sz w:val="20"/>
                                 <w:szCs w:val="20"/>
                               </w:rPr>
-                              <w:t>；剪映、PS、AE</w:t>
+                              <w:t>、CapCut、Photoshop、After Effects</w:t>
                             </w:r>
                           </w:p>
                         </w:txbxContent>
@@ -1922,7 +1922,7 @@
                           <w:sz w:val="20"/>
                           <w:szCs w:val="20"/>
                         </w:rPr>
-                        <w:t>日语N1</w:t>
+                        <w:t>日本語 N1</w:t>
                       </w:r>
                       <w:r>
                         <w:rPr>
@@ -1931,7 +1931,7 @@
                           <w:sz w:val="20"/>
                           <w:szCs w:val="20"/>
                         </w:rPr>
-                        <w:t>，具备日语口语、读写及商务沟通能力</w:t>
+                        <w:t>（会話・読解・ビジネス交渉）</w:t>
                       </w:r>
                     </w:p>
                     <w:p>
@@ -1959,7 +1959,7 @@
                           <w:sz w:val="20"/>
                           <w:szCs w:val="20"/>
                         </w:rPr>
-                        <w:t>CET-4，可快速阅读英文产品与技术资料</w:t>
+                        <w:t>CET-4、英語の製品・技術資料を速やかに読解</w:t>
                       </w:r>
                     </w:p>
                     <w:p>
@@ -1986,7 +1986,7 @@
                           <w:sz w:val="20"/>
                           <w:szCs w:val="20"/>
                         </w:rPr>
-                        <w:t>Python、SQL/MySQL、SPSS；AI辅助编程、数据分析与自动化</w:t>
+                        <w:t>Python、SQL/MySQL、SPSS、AI支援コーディング、データ分析</w:t>
                       </w:r>
                     </w:p>
                     <w:p>
@@ -2013,7 +2013,7 @@
                           <w:sz w:val="20"/>
                           <w:szCs w:val="20"/>
                         </w:rPr>
-                        <w:t>飞书多维表格、</w:t>
+                        <w:t>Feishu多次元表、</w:t>
                       </w:r>
                       <w:proofErr w:type="spellStart"/>
                       <w:r>
@@ -2053,7 +2053,7 @@
                           <w:sz w:val="20"/>
                           <w:szCs w:val="20"/>
                         </w:rPr>
-                        <w:t>；剪映、PS、AE</w:t>
+                        <w:t>、CapCut、Photoshop、After Effects</w:t>
                       </w:r>
                     </w:p>
                   </w:txbxContent>
@@ -2229,7 +2229,7 @@
                                   <w:sz w:val="28"/>
                                   <w:szCs w:val="28"/>
                                 </w:rPr>
-                                <w:t>自我评价</w:t>
+                                <w:t>職務要約</w:t>
                               </w:r>
                             </w:p>
                           </w:txbxContent>
@@ -2267,7 +2267,7 @@
                             <w:sz w:val="28"/>
                             <w:szCs w:val="28"/>
                           </w:rPr>
-                          <w:t>自我评价</w:t>
+                          <w:t>職務要約</w:t>
                         </w:r>
                       </w:p>
                     </w:txbxContent>
@@ -2346,63 +2346,63 @@
                                 <w:rFonts w:ascii="微软雅黑" w:eastAsia="微软雅黑" w:hAnsi="微软雅黑" w:hint="eastAsia"/>
                                 <w:color w:val="404040" w:themeColor="text1" w:themeTint="BF"/>
                               </w:rPr>
-                              <w:t>20</w:t>
+                              <w:t>2022</w:t>
                             </w:r>
                             <w:r>
                               <w:rPr>
                                 <w:rFonts w:ascii="微软雅黑" w:eastAsia="微软雅黑" w:hAnsi="微软雅黑"/>
                                 <w:color w:val="404040" w:themeColor="text1" w:themeTint="BF"/>
                               </w:rPr>
-                              <w:t>22.09</w:t>
+                              <w:t>年9月</w:t>
                             </w:r>
                             <w:r>
                               <w:rPr>
                                 <w:rFonts w:ascii="微软雅黑" w:eastAsia="微软雅黑" w:hAnsi="微软雅黑" w:hint="eastAsia"/>
                                 <w:color w:val="404040" w:themeColor="text1" w:themeTint="BF"/>
                               </w:rPr>
-                              <w:t>-</w:t>
+                              <w:t>〜</w:t>
                             </w:r>
                             <w:r>
                               <w:rPr>
                                 <w:rFonts w:ascii="微软雅黑" w:eastAsia="微软雅黑" w:hAnsi="微软雅黑"/>
                                 <w:color w:val="404040" w:themeColor="text1" w:themeTint="BF"/>
                               </w:rPr>
-                              <w:t>2</w:t>
+                              <w:t>2026</w:t>
                             </w:r>
                             <w:r>
                               <w:rPr>
                                 <w:rFonts w:ascii="微软雅黑" w:eastAsia="微软雅黑" w:hAnsi="微软雅黑" w:hint="eastAsia"/>
                                 <w:color w:val="404040" w:themeColor="text1" w:themeTint="BF"/>
                               </w:rPr>
-                              <w:t>0</w:t>
+                              <w:t/>
                             </w:r>
                             <w:r>
                               <w:rPr>
                                 <w:rFonts w:ascii="微软雅黑" w:eastAsia="微软雅黑" w:hAnsi="微软雅黑"/>
                                 <w:color w:val="404040" w:themeColor="text1" w:themeTint="BF"/>
                               </w:rPr>
-                              <w:t xml:space="preserve">26.06          </w:t>
+                              <w:t xml:space="preserve">年6月</w:t>
                             </w:r>
                             <w:r>
                               <w:rPr>
                                 <w:rFonts w:ascii="微软雅黑" w:eastAsia="微软雅黑" w:hAnsi="微软雅黑" w:hint="eastAsia"/>
                                 <w:color w:val="404040" w:themeColor="text1" w:themeTint="BF"/>
                               </w:rPr>
-                              <w:t xml:space="preserve">广东白云学院         </w:t>
+                              <w:t xml:space="preserve">広東白雲学院</w:t>
                             </w:r>
                             <w:r>
                               <w:rPr>
                                 <w:rFonts w:ascii="微软雅黑" w:eastAsia="微软雅黑" w:hAnsi="微软雅黑"/>
                                 <w:color w:val="404040" w:themeColor="text1" w:themeTint="BF"/>
                               </w:rPr>
-                              <w:t xml:space="preserve">            </w:t>
+                              <w:t xml:space="preserve"/>
                             </w:r>
                             <w:r>
                               <w:rPr>
                                 <w:rFonts w:ascii="微软雅黑" w:eastAsia="微软雅黑" w:hAnsi="微软雅黑" w:hint="eastAsia"/>
                                 <w:color w:val="404040" w:themeColor="text1" w:themeTint="BF"/>
                               </w:rPr>
-                              <w:t xml:space="preserve"> 数字经济（本科）</w:t>
+                              <w:t xml:space="preserve">デジタル経済学（学士）</w:t>
                             </w:r>
                           </w:p>
                           <w:p>
@@ -2421,7 +2421,7 @@
                                 <w:sz w:val="20"/>
                                 <w:szCs w:val="20"/>
                               </w:rPr>
-                              <w:t>主修：Python数据分析、MySQL、SPSS、Power BI、Tableau、国际市场营销</w:t>
+                              <w:t>主な履修: Pythonデータ分析、MySQL、SPSS、Power BI、Tableau、国際マーケティング</w:t>
                             </w:r>
                           </w:p>
                         </w:txbxContent>
@@ -2455,63 +2455,63 @@
                           <w:rFonts w:ascii="微软雅黑" w:eastAsia="微软雅黑" w:hAnsi="微软雅黑" w:hint="eastAsia"/>
                           <w:color w:val="404040" w:themeColor="text1" w:themeTint="BF"/>
                         </w:rPr>
-                        <w:t>20</w:t>
+                        <w:t>2022</w:t>
                       </w:r>
                       <w:r>
                         <w:rPr>
                           <w:rFonts w:ascii="微软雅黑" w:eastAsia="微软雅黑" w:hAnsi="微软雅黑"/>
                           <w:color w:val="404040" w:themeColor="text1" w:themeTint="BF"/>
                         </w:rPr>
-                        <w:t>22.09</w:t>
+                        <w:t>年9月</w:t>
                       </w:r>
                       <w:r>
                         <w:rPr>
                           <w:rFonts w:ascii="微软雅黑" w:eastAsia="微软雅黑" w:hAnsi="微软雅黑" w:hint="eastAsia"/>
                           <w:color w:val="404040" w:themeColor="text1" w:themeTint="BF"/>
                         </w:rPr>
-                        <w:t>-</w:t>
+                        <w:t>〜</w:t>
                       </w:r>
                       <w:r>
                         <w:rPr>
                           <w:rFonts w:ascii="微软雅黑" w:eastAsia="微软雅黑" w:hAnsi="微软雅黑"/>
                           <w:color w:val="404040" w:themeColor="text1" w:themeTint="BF"/>
                         </w:rPr>
-                        <w:t>2</w:t>
+                        <w:t>2026</w:t>
                       </w:r>
                       <w:r>
                         <w:rPr>
                           <w:rFonts w:ascii="微软雅黑" w:eastAsia="微软雅黑" w:hAnsi="微软雅黑" w:hint="eastAsia"/>
                           <w:color w:val="404040" w:themeColor="text1" w:themeTint="BF"/>
                         </w:rPr>
-                        <w:t>0</w:t>
+                        <w:t/>
                       </w:r>
                       <w:r>
                         <w:rPr>
                           <w:rFonts w:ascii="微软雅黑" w:eastAsia="微软雅黑" w:hAnsi="微软雅黑"/>
                           <w:color w:val="404040" w:themeColor="text1" w:themeTint="BF"/>
                         </w:rPr>
-                        <w:t xml:space="preserve">26.06          </w:t>
+                        <w:t xml:space="preserve">年6月</w:t>
                       </w:r>
                       <w:r>
                         <w:rPr>
                           <w:rFonts w:ascii="微软雅黑" w:eastAsia="微软雅黑" w:hAnsi="微软雅黑" w:hint="eastAsia"/>
                           <w:color w:val="404040" w:themeColor="text1" w:themeTint="BF"/>
                         </w:rPr>
-                        <w:t xml:space="preserve">广东白云学院         </w:t>
+                        <w:t xml:space="preserve">広東白雲学院</w:t>
                       </w:r>
                       <w:r>
                         <w:rPr>
                           <w:rFonts w:ascii="微软雅黑" w:eastAsia="微软雅黑" w:hAnsi="微软雅黑"/>
                           <w:color w:val="404040" w:themeColor="text1" w:themeTint="BF"/>
                         </w:rPr>
-                        <w:t xml:space="preserve">            </w:t>
+                        <w:t xml:space="preserve"/>
                       </w:r>
                       <w:r>
                         <w:rPr>
                           <w:rFonts w:ascii="微软雅黑" w:eastAsia="微软雅黑" w:hAnsi="微软雅黑" w:hint="eastAsia"/>
                           <w:color w:val="404040" w:themeColor="text1" w:themeTint="BF"/>
                         </w:rPr>
-                        <w:t xml:space="preserve"> 数字经济（本科）</w:t>
+                        <w:t xml:space="preserve">デジタル経済学（学士）</w:t>
                       </w:r>
                     </w:p>
                     <w:p>
@@ -2530,7 +2530,7 @@
                           <w:sz w:val="20"/>
                           <w:szCs w:val="20"/>
                         </w:rPr>
-                        <w:t>主修：Python数据分析、MySQL、SPSS、Power BI、Tableau、国际市场营销</w:t>
+                        <w:t>主な履修: Pythonデータ分析、MySQL、SPSS、Power BI、Tableau、国際マーケティング</w:t>
                       </w:r>
                     </w:p>
                   </w:txbxContent>
@@ -2707,7 +2707,7 @@
                                   <w:sz w:val="28"/>
                                   <w:szCs w:val="28"/>
                                 </w:rPr>
-                                <w:t>教育</w:t>
+                                <w:t>学歴</w:t>
                               </w:r>
                               <w:r>
                                 <w:rPr>
@@ -2717,7 +2717,7 @@
                                   <w:sz w:val="28"/>
                                   <w:szCs w:val="28"/>
                                 </w:rPr>
-                                <w:t>背景</w:t>
+                                <w:t>・基本情報</w:t>
                               </w:r>
                             </w:p>
                           </w:txbxContent>
@@ -2756,7 +2756,7 @@
                             <w:sz w:val="28"/>
                             <w:szCs w:val="28"/>
                           </w:rPr>
-                          <w:t>教育</w:t>
+                          <w:t>学歴</w:t>
                         </w:r>
                         <w:r>
                           <w:rPr>
@@ -2766,7 +2766,7 @@
                             <w:sz w:val="28"/>
                             <w:szCs w:val="28"/>
                           </w:rPr>
-                          <w:t>背景</w:t>
+                          <w:t>・基本情報</w:t>
                         </w:r>
                       </w:p>
                     </w:txbxContent>
@@ -2855,7 +2855,7 @@
                                 <w:sz w:val="24"/>
                                 <w:szCs w:val="24"/>
                               </w:rPr>
-                              <w:t>能把业务目标拆成可落地的AI流程与工具，兼顾数据、效率和商业结果，并为整个团队赋能</w:t>
+                              <w:t>中国語を母語とし、日本語N1を活かして日本での越境EC運営、購買・調達、顧客対応を担う実務型人材。日中間の業務を手順、ツール、検証可能な成果に落とし込み、現場で運用できる形まで整備します。</w:t>
                             </w:r>
                           </w:p>
                           <w:p>
@@ -2953,7 +2953,7 @@
                           <w:sz w:val="24"/>
                           <w:szCs w:val="24"/>
                         </w:rPr>
-                        <w:t>能把业务目标拆成可落地的AI流程与工具，兼顾数据、效率和商业结果，并为整个团队赋能</w:t>
+                        <w:t>中国語を母語とし、日本語N1を活かして日本での越境EC運営、購買・調達、顧客対応を担う実務型人材。日中間の業務を手順、ツール、検証可能な成果に落とし込み、現場で運用できる形まで整備します。</w:t>
                       </w:r>
                     </w:p>
                     <w:p>
@@ -3142,7 +3142,7 @@
                                 <w:rFonts w:ascii="微软雅黑" w:eastAsia="微软雅黑" w:hAnsi="微软雅黑"/>
                                 <w:color w:val="404040" w:themeColor="text1" w:themeTint="BF"/>
                               </w:rPr>
-                              <w:t>岁</w:t>
+                              <w:t>歳</w:t>
                             </w:r>
                           </w:p>
                           <w:p>
@@ -3160,7 +3160,7 @@
                                 <w:rFonts w:ascii="微软雅黑" w:eastAsia="微软雅黑" w:hAnsi="微软雅黑" w:hint="eastAsia"/>
                                 <w:color w:val="404040" w:themeColor="text1" w:themeTint="BF"/>
                               </w:rPr>
-                              <w:t>群众</w:t>
+                              <w:t/>
                             </w:r>
                           </w:p>
                           <w:p>
@@ -3178,7 +3178,7 @@
                                 <w:rFonts w:ascii="微软雅黑" w:eastAsia="微软雅黑" w:hAnsi="微软雅黑" w:hint="eastAsia"/>
                                 <w:color w:val="404040" w:themeColor="text1" w:themeTint="BF"/>
                               </w:rPr>
-                              <w:t>广东白云学院</w:t>
+                              <w:t>広東白雲学院</w:t>
                             </w:r>
                           </w:p>
                           <w:p>
@@ -3196,7 +3196,7 @@
                                 <w:rFonts w:ascii="微软雅黑" w:eastAsia="微软雅黑" w:hAnsi="微软雅黑" w:hint="eastAsia"/>
                                 <w:color w:val="404040" w:themeColor="text1" w:themeTint="BF"/>
                               </w:rPr>
-                              <w:t>本科</w:t>
+                              <w:t>学士</w:t>
                             </w:r>
                           </w:p>
                         </w:txbxContent>
@@ -3237,7 +3237,7 @@
                           <w:rFonts w:ascii="微软雅黑" w:eastAsia="微软雅黑" w:hAnsi="微软雅黑"/>
                           <w:color w:val="404040" w:themeColor="text1" w:themeTint="BF"/>
                         </w:rPr>
-                        <w:t>岁</w:t>
+                        <w:t>歳</w:t>
                       </w:r>
                     </w:p>
                     <w:p>
@@ -3255,7 +3255,7 @@
                           <w:rFonts w:ascii="微软雅黑" w:eastAsia="微软雅黑" w:hAnsi="微软雅黑" w:hint="eastAsia"/>
                           <w:color w:val="404040" w:themeColor="text1" w:themeTint="BF"/>
                         </w:rPr>
-                        <w:t>群众</w:t>
+                        <w:t/>
                       </w:r>
                     </w:p>
                     <w:p>
@@ -3273,7 +3273,7 @@
                           <w:rFonts w:ascii="微软雅黑" w:eastAsia="微软雅黑" w:hAnsi="微软雅黑" w:hint="eastAsia"/>
                           <w:color w:val="404040" w:themeColor="text1" w:themeTint="BF"/>
                         </w:rPr>
-                        <w:t>广东白云学院</w:t>
+                        <w:t>広東白雲学院</w:t>
                       </w:r>
                     </w:p>
                     <w:p>
@@ -3291,7 +3291,7 @@
                           <w:rFonts w:ascii="微软雅黑" w:eastAsia="微软雅黑" w:hAnsi="微软雅黑" w:hint="eastAsia"/>
                           <w:color w:val="404040" w:themeColor="text1" w:themeTint="BF"/>
                         </w:rPr>
-                        <w:t>本科</w:t>
+                        <w:t>学士</w:t>
                       </w:r>
                     </w:p>
                   </w:txbxContent>
@@ -3655,7 +3655,7 @@
                                   <w:sz w:val="28"/>
                                   <w:szCs w:val="28"/>
                                 </w:rPr>
-                                <w:t>核心数据</w:t>
+                                <w:t>主な実績</w:t>
                               </w:r>
                             </w:p>
                           </w:txbxContent>
@@ -3694,7 +3694,7 @@
                             <w:sz w:val="28"/>
                             <w:szCs w:val="28"/>
                           </w:rPr>
-                          <w:t>核心数据</w:t>
+                          <w:t>主な実績</w:t>
                         </w:r>
                       </w:p>
                     </w:txbxContent>
@@ -3779,7 +3779,7 @@
                                 <w:color w:val="404040" w:themeColor="text1" w:themeTint="BF"/>
                                 <w:szCs w:val="21"/>
                               </w:rPr>
-                              <w:t>2026-04</w:t>
+                              <w:t>2026年4月</w:t>
                             </w:r>
                             <w:r>
                               <w:rPr>
@@ -3788,7 +3788,7 @@
                                 <w:color w:val="404040" w:themeColor="text1" w:themeTint="BF"/>
                                 <w:szCs w:val="21"/>
                               </w:rPr>
-                              <w:t>至2027-04｜深圳市坤信科技有限公司｜AI产品开发</w:t>
+                              <w:t>〜2027年4月｜深圳市坤信科技有限公司｜AIプロダクト開発</w:t>
                             </w:r>
                           </w:p>
                           <w:p>
@@ -3813,7 +3813,7 @@
                                 <w:sz w:val="20"/>
                                 <w:szCs w:val="20"/>
                               </w:rPr>
-                              <w:t>• 负责AI产品开发与Amazon流程落地；每月精铺8个品以上，负责品月度利润贡献≥2万元且持续不亏损。</w:t>
+                              <w:t>• Amazon精密型越境ECの業務フローを開発。月8商品以上をローンチし、担当商品の月間粗利2万元以上、継続的に赤字を回避。</w:t>
                             </w:r>
                           </w:p>
                           <w:p>
@@ -3838,7 +3838,7 @@
                                 <w:sz w:val="20"/>
                                 <w:szCs w:val="20"/>
                               </w:rPr>
-                              <w:t>2025-09至2026-01｜冠仕医疗供应链有限公司｜采购</w:t>
+                              <w:t>2025年9月〜2026年1月｜冠仕医療サプライチェーン有限公司｜購買</w:t>
                             </w:r>
                           </w:p>
                           <w:p>
@@ -3863,7 +3863,7 @@
                                 <w:color w:val="404040" w:themeColor="text1" w:themeTint="BF"/>
                                 <w:szCs w:val="21"/>
                               </w:rPr>
-                              <w:t>• 负责找货、采购、发货、供应商议价；月均降本1-2万元，推动21家供应商进入ERP长期合作。</w:t>
+                              <w:t>• 仕入先開拓、購買、出荷、価格交渉を担当。月1〜2万元のコスト削減、21社の長期ERP取引化を推進。</w:t>
                             </w:r>
                           </w:p>
                           <w:p>
@@ -3888,7 +3888,7 @@
                                 <w:sz w:val="20"/>
                                 <w:szCs w:val="20"/>
                               </w:rPr>
-                              <w:t>2023-07至09｜柔宇科技｜数据分析（实习生）</w:t>
+                              <w:t>2023年7月〜9月｜柔宇科技｜データ分析インターン</w:t>
                             </w:r>
                           </w:p>
                           <w:p>
@@ -3912,7 +3912,7 @@
                                 <w:sz w:val="20"/>
                                 <w:szCs w:val="20"/>
                               </w:rPr>
-                              <w:t>• 负责电商销售数据采集监控，使用Python爬取清洗并建立销售数据库；使用SPSS分析销售趋势、预测季度销量。</w:t>
+                              <w:t>• EC販売データをPythonで収集・整理し、データベースを構築。SPSSで販売傾向を分析し、四半期販売量を予測。</w:t>
                             </w:r>
                           </w:p>
                           <w:p>
@@ -3937,7 +3937,7 @@
                                 <w:color w:val="404040" w:themeColor="text1" w:themeTint="BF"/>
                                 <w:szCs w:val="21"/>
                               </w:rPr>
-                              <w:t>项目经历</w:t>
+                              <w:t>主なプロジェクト</w:t>
                             </w:r>
                           </w:p>
                           <w:p>
@@ -3959,7 +3959,7 @@
                                 <w:color w:val="404040" w:themeColor="text1" w:themeTint="BF"/>
                                 <w:szCs w:val="21"/>
                               </w:rPr>
-                              <w:t>2026-04至2027-04｜AI选品与开品流程</w:t>
+                              <w:t>2026年4月〜2027年4月｜AI商品選定・ローンチ業務フロー</w:t>
                             </w:r>
                           </w:p>
                           <w:p>
@@ -3983,7 +3983,7 @@
                                 <w:sz w:val="20"/>
                                 <w:szCs w:val="20"/>
                               </w:rPr>
-                              <w:t>• 结合飞书多维表格与多套选品逻辑，搭建从需求、竞品、关键词到利润判断和开品执行的全套流程。</w:t>
+                              <w:t>• Feishu多次元表を活用し、ニーズ、競合、キーワード、利益判断からローンチ実行までの業務フローを構築。</w:t>
                             </w:r>
                           </w:p>
                           <w:p>
@@ -4008,7 +4008,7 @@
                                 <w:sz w:val="20"/>
                                 <w:szCs w:val="20"/>
                               </w:rPr>
-                              <w:t>• 结果：每月精铺8个品以上，开品速度约为同事2倍。</w:t>
+                              <w:t>• 成果: 月8商品以上、同僚の約2倍の速度で開発を推進。</w:t>
                             </w:r>
                           </w:p>
                           <w:p>
@@ -4030,7 +4030,7 @@
                                 <w:color w:val="404040" w:themeColor="text1" w:themeTint="BF"/>
                                 <w:szCs w:val="21"/>
                               </w:rPr>
-                              <w:t>2026-04至2027-04｜AI做图提效：</w:t>
+                              <w:t>2026年4月〜2027年4月｜AI画像制作の効率化: </w:t>
                             </w:r>
                             <w:proofErr w:type="spellStart"/>
                             <w:r>
@@ -4050,7 +4050,7 @@
                                 <w:color w:val="404040" w:themeColor="text1" w:themeTint="BF"/>
                                 <w:szCs w:val="21"/>
                               </w:rPr>
-                              <w:t>快速做图，30分钟/套，优化3名设计师。</w:t>
+                              <w:t>を活用した高速制作フロー、30分/セット、デザイン業務3名分を最適化。</w:t>
                             </w:r>
                           </w:p>
                           <w:p>
@@ -4088,7 +4088,7 @@
                                 <w:color w:val="404040" w:themeColor="text1" w:themeTint="BF"/>
                                 <w:szCs w:val="21"/>
                               </w:rPr>
-                              <w:t xml:space="preserve">   </w:t>
+                              <w:t xml:space="preserve"/>
                             </w:r>
                           </w:p>
                         </w:txbxContent>
@@ -4128,7 +4128,7 @@
                           <w:color w:val="404040" w:themeColor="text1" w:themeTint="BF"/>
                           <w:szCs w:val="21"/>
                         </w:rPr>
-                        <w:t>2026-04</w:t>
+                        <w:t>2026年4月</w:t>
                       </w:r>
                       <w:r>
                         <w:rPr>
@@ -4137,7 +4137,7 @@
                           <w:color w:val="404040" w:themeColor="text1" w:themeTint="BF"/>
                           <w:szCs w:val="21"/>
                         </w:rPr>
-                        <w:t>至2027-04｜深圳市坤信科技有限公司｜AI产品开发</w:t>
+                        <w:t>〜2027年4月｜深圳市坤信科技有限公司｜AIプロダクト開発</w:t>
                       </w:r>
                     </w:p>
                     <w:p>
@@ -4162,7 +4162,7 @@
                           <w:sz w:val="20"/>
                           <w:szCs w:val="20"/>
                         </w:rPr>
-                        <w:t>• 负责AI产品开发与Amazon流程落地；每月精铺8个品以上，负责品月度利润贡献≥2万元且持续不亏损。</w:t>
+                        <w:t>• Amazon精密型越境ECの業務フローを開発。月8商品以上をローンチし、担当商品の月間粗利2万元以上、継続的に赤字を回避。</w:t>
                       </w:r>
                     </w:p>
                     <w:p>
@@ -4187,7 +4187,7 @@
                           <w:sz w:val="20"/>
                           <w:szCs w:val="20"/>
                         </w:rPr>
-                        <w:t>2025-09至2026-01｜冠仕医疗供应链有限公司｜采购</w:t>
+                        <w:t>2025年9月〜2026年1月｜冠仕医療サプライチェーン有限公司｜購買</w:t>
                       </w:r>
                     </w:p>
                     <w:p>
@@ -4212,7 +4212,7 @@
                           <w:color w:val="404040" w:themeColor="text1" w:themeTint="BF"/>
                           <w:szCs w:val="21"/>
                         </w:rPr>
-                        <w:t>• 负责找货、采购、发货、供应商议价；月均降本1-2万元，推动21家供应商进入ERP长期合作。</w:t>
+                        <w:t>• 仕入先開拓、購買、出荷、価格交渉を担当。月1〜2万元のコスト削減、21社の長期ERP取引化を推進。</w:t>
                       </w:r>
                     </w:p>
                     <w:p>
@@ -4237,7 +4237,7 @@
                           <w:sz w:val="20"/>
                           <w:szCs w:val="20"/>
                         </w:rPr>
-                        <w:t>2023-07至09｜柔宇科技｜数据分析（实习生）</w:t>
+                        <w:t>2023年7月〜9月｜柔宇科技｜データ分析インターン</w:t>
                       </w:r>
                     </w:p>
                     <w:p>
@@ -4261,7 +4261,7 @@
                           <w:sz w:val="20"/>
                           <w:szCs w:val="20"/>
                         </w:rPr>
-                        <w:t>• 负责电商销售数据采集监控，使用Python爬取清洗并建立销售数据库；使用SPSS分析销售趋势、预测季度销量。</w:t>
+                        <w:t>• EC販売データをPythonで収集・整理し、データベースを構築。SPSSで販売傾向を分析し、四半期販売量を予測。</w:t>
                       </w:r>
                     </w:p>
                     <w:p>
@@ -4286,7 +4286,7 @@
                           <w:color w:val="404040" w:themeColor="text1" w:themeTint="BF"/>
                           <w:szCs w:val="21"/>
                         </w:rPr>
-                        <w:t>项目经历</w:t>
+                        <w:t>主なプロジェクト</w:t>
                       </w:r>
                     </w:p>
                     <w:p>
@@ -4308,7 +4308,7 @@
                           <w:color w:val="404040" w:themeColor="text1" w:themeTint="BF"/>
                           <w:szCs w:val="21"/>
                         </w:rPr>
-                        <w:t>2026-04至2027-04｜AI选品与开品流程</w:t>
+                        <w:t>2026年4月〜2027年4月｜AI商品選定・ローンチ業務フロー</w:t>
                       </w:r>
                     </w:p>
                     <w:p>
@@ -4332,7 +4332,7 @@
                           <w:sz w:val="20"/>
                           <w:szCs w:val="20"/>
                         </w:rPr>
-                        <w:t>• 结合飞书多维表格与多套选品逻辑，搭建从需求、竞品、关键词到利润判断和开品执行的全套流程。</w:t>
+                        <w:t>• Feishu多次元表を活用し、ニーズ、競合、キーワード、利益判断からローンチ実行までの業務フローを構築。</w:t>
                       </w:r>
                     </w:p>
                     <w:p>
@@ -4357,7 +4357,7 @@
                           <w:sz w:val="20"/>
                           <w:szCs w:val="20"/>
                         </w:rPr>
-                        <w:t>• 结果：每月精铺8个品以上，开品速度约为同事2倍。</w:t>
+                        <w:t>• 成果: 月8商品以上、同僚の約2倍の速度で開発を推進。</w:t>
                       </w:r>
                     </w:p>
                     <w:p>
@@ -4379,7 +4379,7 @@
                           <w:color w:val="404040" w:themeColor="text1" w:themeTint="BF"/>
                           <w:szCs w:val="21"/>
                         </w:rPr>
-                        <w:t>2026-04至2027-04｜AI做图提效：</w:t>
+                        <w:t>2026年4月〜2027年4月｜AI画像制作の効率化: </w:t>
                       </w:r>
                       <w:proofErr w:type="spellStart"/>
                       <w:r>
@@ -4399,7 +4399,7 @@
                           <w:color w:val="404040" w:themeColor="text1" w:themeTint="BF"/>
                           <w:szCs w:val="21"/>
                         </w:rPr>
-                        <w:t>快速做图，30分钟/套，优化3名设计师。</w:t>
+                        <w:t>を活用した高速制作フロー、30分/セット、デザイン業務3名分を最適化。</w:t>
                       </w:r>
                     </w:p>
                     <w:p>
@@ -4437,7 +4437,7 @@
                           <w:color w:val="404040" w:themeColor="text1" w:themeTint="BF"/>
                           <w:szCs w:val="21"/>
                         </w:rPr>
-                        <w:t xml:space="preserve">   </w:t>
+                        <w:t xml:space="preserve"/>
                       </w:r>
                     </w:p>
                   </w:txbxContent>
@@ -4614,7 +4614,7 @@
                                   <w:sz w:val="28"/>
                                   <w:szCs w:val="28"/>
                                 </w:rPr>
-                                <w:t>工作经历</w:t>
+                                <w:t>職務経歴</w:t>
                               </w:r>
                             </w:p>
                           </w:txbxContent>
@@ -4653,7 +4653,7 @@
                             <w:sz w:val="28"/>
                             <w:szCs w:val="28"/>
                           </w:rPr>
-                          <w:t>工作经历</w:t>
+                          <w:t>職務経歴</w:t>
                         </w:r>
                       </w:p>
                     </w:txbxContent>
@@ -4684,13 +4684,15 @@
           <w:sz w:val="30"/>
           <w:szCs w:val="30"/>
         </w:rPr>
-        <w:t>坤信科技｜AIプロダクト開発の詳細</w:t>
+        <w:lastRenderedPageBreak/>
+        <w:t>坤信科技｜AIプロダクト開発</w:t>
       </w:r>
     </w:p>
     <w:p>
       <w:pPr>
         <w:spacing w:after="150" w:line="260" w:lineRule="auto"/>
       </w:pPr>
+      <w:proofErr w:type="gramStart"/>
       <w:r>
         <w:rPr>
           <w:rFonts w:ascii="微软雅黑" w:eastAsia="微软雅黑" w:hAnsi="微软雅黑"/>
@@ -4698,7 +4700,37 @@
           <w:color w:val="404040"/>
           <w:szCs w:val="21"/>
         </w:rPr>
-        <w:t>深圳市坤信科技有限公司  |  AIプロダクト開発  |  2026年4月〜2027年4月</w:t>
+        <w:t>深圳市坤信科技有限公司｜</w:t>
+      </w:r>
+      <w:proofErr w:type="gramEnd"/>
+      <w:r>
+        <w:rPr>
+          <w:rFonts w:ascii="微软雅黑" w:eastAsia="微软雅黑" w:hAnsi="微软雅黑"/>
+          <w:b/>
+          <w:color w:val="404040"/>
+          <w:szCs w:val="21"/>
+        </w:rPr>
+        <w:t xml:space="preserve"> AI</w:t>
+      </w:r>
+      <w:proofErr w:type="gramStart"/>
+      <w:r>
+        <w:rPr>
+          <w:rFonts w:ascii="微软雅黑" w:eastAsia="微软雅黑" w:hAnsi="微软雅黑"/>
+          <w:b/>
+          <w:color w:val="404040"/>
+          <w:szCs w:val="21"/>
+        </w:rPr>
+        <w:t> プロダクト開発｜</w:t>
+      </w:r>
+      <w:proofErr w:type="gramEnd"/>
+      <w:r>
+        <w:rPr>
+          <w:rFonts w:ascii="微软雅黑" w:eastAsia="微软雅黑" w:hAnsi="微软雅黑"/>
+          <w:b/>
+          <w:color w:val="404040"/>
+          <w:szCs w:val="21"/>
+        </w:rPr>
+        <w:t xml:space="preserve"> 2026年4月〜2027年4月</w:t>
       </w:r>
     </w:p>
     <w:p>
@@ -4717,7 +4749,7 @@
           <w:sz w:val="23"/>
           <w:szCs w:val="23"/>
         </w:rPr>
-        <w:t>1. 商品選定・ローンチプロセス設計</w:t>
+        <w:t>1. 商品選定・ローンチ業務フロー設計</w:t>
       </w:r>
     </w:p>
     <w:p>
@@ -4732,17 +4764,16 @@
           <w:sz w:val="20"/>
           <w:szCs w:val="20"/>
         </w:rPr>
-        <w:t>業務課題：</w:t>
+        <w:t>業務課題:</w:t>
       </w:r>
       <w:r>
         <w:rPr>
           <w:rFonts w:ascii="微软雅黑" w:eastAsia="微软雅黑" w:hAnsi="微软雅黑"/>
-          <w:b w:val="0"/>
           <w:color w:val="404040"/>
           <w:sz w:val="20"/>
           <w:szCs w:val="20"/>
         </w:rPr>
-        <w:t>商品選定の判断が分散し、情報を追跡しにくく、新商品ローンチが個人の経験に依存していた課題に対し、機会発見から商品ローンチまでの業務フローを再構築。</w:t>
+        <w:t> 商品選定の判断が分散し、情報を追跡しにくく、ローンチが個人の経験に依存していた課題に対し、機会発見から商品投入までの流れを再構築。</w:t>
       </w:r>
     </w:p>
     <w:p>
@@ -4757,17 +4788,16 @@
           <w:sz w:val="20"/>
           <w:szCs w:val="20"/>
         </w:rPr>
-        <w:t>プロセス構築：</w:t>
+        <w:t>フロー構築:</w:t>
       </w:r>
       <w:r>
         <w:rPr>
           <w:rFonts w:ascii="微软雅黑" w:eastAsia="微软雅黑" w:hAnsi="微软雅黑"/>
-          <w:b w:val="0"/>
           <w:color w:val="404040"/>
           <w:sz w:val="20"/>
           <w:szCs w:val="20"/>
         </w:rPr>
-        <w:t>Feishu多次元表を業務ハブとして、ニーズ収集、競合分析、キーワード検証、利益試算、サプライチェーン確認、意思決定記録、ローンチタスク、結果追跡のフィールドとチェックポイントを設計。</w:t>
+        <w:t> Feishu多次元表を業務ハブとし、ニーズ収集、競合分析、キーワード検証、利益試算、サプライチェーン確認、意思決定、ローンチタスク、結果追跡の項目を設計。</w:t>
       </w:r>
     </w:p>
     <w:p>
@@ -4782,17 +4812,16 @@
           <w:sz w:val="20"/>
           <w:szCs w:val="20"/>
         </w:rPr>
-        <w:t>ロジックの体系化：</w:t>
+        <w:t>ロジックの体系化:</w:t>
       </w:r>
       <w:r>
         <w:rPr>
           <w:rFonts w:ascii="微软雅黑" w:eastAsia="微软雅黑" w:hAnsi="微软雅黑"/>
-          <w:b w:val="0"/>
           <w:color w:val="404040"/>
           <w:sz w:val="20"/>
           <w:szCs w:val="20"/>
         </w:rPr>
-        <w:t>複数の選定ロジックを一貫した判断順序と再利用可能なチェックリストに変換し、結論、根拠、仕入先情報、後続タスクを継続的に追跡可能にした。</w:t>
+        <w:t> 複数の選定ロジックを一貫した判断順序とチェックリストに整理し、結論、根拠、仕入先情報、後続タスクを追跡可能にした。</w:t>
       </w:r>
     </w:p>
     <w:p>
@@ -4807,17 +4836,16 @@
           <w:sz w:val="20"/>
           <w:szCs w:val="20"/>
         </w:rPr>
-        <w:t>協業方法：</w:t>
+        <w:t>部門連携:</w:t>
       </w:r>
       <w:r>
         <w:rPr>
           <w:rFonts w:ascii="微软雅黑" w:eastAsia="微软雅黑" w:hAnsi="微软雅黑"/>
-          <w:b w:val="0"/>
           <w:color w:val="404040"/>
           <w:sz w:val="20"/>
           <w:szCs w:val="20"/>
         </w:rPr>
-        <w:t>商品選定、購買、画像、Listingコンテンツ、利益追跡をつなぎ、情報整理の重複を減らし、共通基準で精密型ECプロジェクトを推進。</w:t>
+        <w:t> 商品選定、購買、画像制作、Listingコンテンツ、利益追跡をつなぎ、情報整理の重複を減らして共通基準で実行できる状態を整備。</w:t>
       </w:r>
     </w:p>
     <w:p>
@@ -4851,17 +4879,36 @@
           <w:sz w:val="20"/>
           <w:szCs w:val="20"/>
         </w:rPr>
-        <w:t>ソリューション調査：</w:t>
+        <w:t>施策:</w:t>
       </w:r>
       <w:r>
         <w:rPr>
           <w:rFonts w:ascii="微软雅黑" w:eastAsia="微软雅黑" w:hAnsi="微软雅黑"/>
-          <w:b w:val="0"/>
           <w:color w:val="404040"/>
           <w:sz w:val="20"/>
           <w:szCs w:val="20"/>
         </w:rPr>
-        <w:t>LinkFoxなどのツールを組み合わせ、素材整理、訴求ポイント抽出、プロンプトと画面要件、生成物の選定、サイズ確認、納品アーカイブまで高速画像制作の方法を研究。</w:t>
+        <w:t/>
+      </w:r>
+      <w:proofErr w:type="spellStart"/>
+      <w:r>
+        <w:rPr>
+          <w:rFonts w:ascii="微软雅黑" w:eastAsia="微软雅黑" w:hAnsi="微软雅黑"/>
+          <w:color w:val="404040"/>
+          <w:sz w:val="20"/>
+          <w:szCs w:val="20"/>
+        </w:rPr>
+        <w:t>LinkFox</w:t>
+      </w:r>
+      <w:proofErr w:type="spellEnd"/>
+      <w:r>
+        <w:rPr>
+          <w:rFonts w:ascii="微软雅黑" w:eastAsia="微软雅黑" w:hAnsi="微软雅黑"/>
+          <w:color w:val="404040"/>
+          <w:sz w:val="20"/>
+          <w:szCs w:val="20"/>
+        </w:rPr>
+        <w:t>などを組み合わせ、素材整理、訴求ポイント抽出、プロンプト、画面要件、生成物の選定、サイズ確認、納品までの高速制作方法を研究。</w:t>
       </w:r>
     </w:p>
     <w:p>
@@ -4876,17 +4923,16 @@
           <w:sz w:val="20"/>
           <w:szCs w:val="20"/>
         </w:rPr>
-        <w:t>プロセス標準化：</w:t>
+        <w:t>標準化:</w:t>
       </w:r>
       <w:r>
         <w:rPr>
           <w:rFonts w:ascii="微软雅黑" w:eastAsia="微软雅黑" w:hAnsi="微软雅黑"/>
-          <w:b w:val="0"/>
           <w:color w:val="404040"/>
           <w:sz w:val="20"/>
           <w:szCs w:val="20"/>
         </w:rPr>
-        <w:t>再利用可能な画像テンプレート、素材リスト、納品チェック項目を整備し、商品ごとの画像セットを共通基準で制作可能にした。</w:t>
+        <w:t> 再利用可能なテンプレート、素材リスト、納品チェック項目を整備し、商品ごとの画像セットを共通基準で制作可能にした。</w:t>
       </w:r>
     </w:p>
     <w:p>
@@ -4901,17 +4947,16 @@
           <w:sz w:val="20"/>
           <w:szCs w:val="20"/>
         </w:rPr>
-        <w:t>チームへの価値：</w:t>
+        <w:t>チームへの効果:</w:t>
       </w:r>
       <w:r>
         <w:rPr>
           <w:rFonts w:ascii="微软雅黑" w:eastAsia="微软雅黑" w:hAnsi="微软雅黑"/>
-          <w:b w:val="0"/>
           <w:color w:val="404040"/>
           <w:sz w:val="20"/>
           <w:szCs w:val="20"/>
         </w:rPr>
-        <w:t>経験に依存していた画像制作を明確な分担と納品工程に分解し、デザインリソースの活用効率を高め、コンテンツ量産の基盤を整備。</w:t>
+        <w:t> 経験に依存していた画像制作を分担と納品工程に分解し、デザインリソースの活用効率を高め、量産の基盤を整備。</w:t>
       </w:r>
     </w:p>
     <w:p>
@@ -4930,7 +4975,7 @@
           <w:sz w:val="23"/>
           <w:szCs w:val="23"/>
         </w:rPr>
-        <w:t>3. AIプロダクト開発と業務実装</w:t>
+        <w:t>3. 業務改善・ツール実装</w:t>
       </w:r>
     </w:p>
     <w:p>
@@ -4945,17 +4990,16 @@
           <w:sz w:val="20"/>
           <w:szCs w:val="20"/>
         </w:rPr>
-        <w:t>要件分解：</w:t>
+        <w:t>要件整理:</w:t>
       </w:r>
       <w:r>
         <w:rPr>
           <w:rFonts w:ascii="微软雅黑" w:eastAsia="微软雅黑" w:hAnsi="微软雅黑"/>
-          <w:b w:val="0"/>
           <w:color w:val="404040"/>
           <w:sz w:val="20"/>
           <w:szCs w:val="20"/>
         </w:rPr>
-        <w:t>業務目標をフィールド、プロセス、ツール、成果物、受入基準に分解し、効率と利益に影響する重要課題を優先。</w:t>
+        <w:t> 業務目標を項目、プロセス、ツール、成果物、受入基準に分解し、効率と利益に影響する課題を優先。</w:t>
       </w:r>
     </w:p>
     <w:p>
@@ -4970,17 +5014,56 @@
           <w:sz w:val="20"/>
           <w:szCs w:val="20"/>
         </w:rPr>
-        <w:t>ツール実装：</w:t>
+        <w:t>ツール活用:</w:t>
       </w:r>
       <w:r>
         <w:rPr>
           <w:rFonts w:ascii="微软雅黑" w:eastAsia="微软雅黑" w:hAnsi="微软雅黑"/>
-          <w:b w:val="0"/>
           <w:color w:val="404040"/>
           <w:sz w:val="20"/>
           <w:szCs w:val="20"/>
         </w:rPr>
-        <w:t>Feishu多次元表、SellerSprite、LinkFox、AI支援コーディングに精通し、ツールを実行可能で振り返り可能な業務設計に統合。</w:t>
+        <w:t>Feishu多次元表、</w:t>
+      </w:r>
+      <w:proofErr w:type="spellStart"/>
+      <w:r>
+        <w:rPr>
+          <w:rFonts w:ascii="微软雅黑" w:eastAsia="微软雅黑" w:hAnsi="微软雅黑"/>
+          <w:color w:val="404040"/>
+          <w:sz w:val="20"/>
+          <w:szCs w:val="20"/>
+        </w:rPr>
+        <w:t>SellerSprite</w:t>
+      </w:r>
+      <w:proofErr w:type="spellEnd"/>
+      <w:r>
+        <w:rPr>
+          <w:rFonts w:ascii="微软雅黑" w:eastAsia="微软雅黑" w:hAnsi="微软雅黑"/>
+          <w:color w:val="404040"/>
+          <w:sz w:val="20"/>
+          <w:szCs w:val="20"/>
+        </w:rPr>
+        <w:t>、</w:t>
+      </w:r>
+      <w:proofErr w:type="spellStart"/>
+      <w:r>
+        <w:rPr>
+          <w:rFonts w:ascii="微软雅黑" w:eastAsia="微软雅黑" w:hAnsi="微软雅黑"/>
+          <w:color w:val="404040"/>
+          <w:sz w:val="20"/>
+          <w:szCs w:val="20"/>
+        </w:rPr>
+        <w:t>LinkFox</w:t>
+      </w:r>
+      <w:proofErr w:type="spellEnd"/>
+      <w:r>
+        <w:rPr>
+          <w:rFonts w:ascii="微软雅黑" w:eastAsia="微软雅黑" w:hAnsi="微软雅黑"/>
+          <w:color w:val="404040"/>
+          <w:sz w:val="20"/>
+          <w:szCs w:val="20"/>
+        </w:rPr>
+        <w:t>、AI支援コーディングを実行可能な業務設計に統合。</w:t>
       </w:r>
     </w:p>
     <w:p>
@@ -4995,17 +5078,16 @@
           <w:sz w:val="20"/>
           <w:szCs w:val="20"/>
         </w:rPr>
-        <w:t>成果志向：</w:t>
+        <w:t>成果確認:</w:t>
       </w:r>
       <w:r>
         <w:rPr>
           <w:rFonts w:ascii="微软雅黑" w:eastAsia="微软雅黑" w:hAnsi="微软雅黑"/>
-          <w:b w:val="0"/>
           <w:color w:val="404040"/>
           <w:sz w:val="20"/>
           <w:szCs w:val="20"/>
         </w:rPr>
-        <w:t>導入後の利用状況、納品品質、協業、成果を記録し、ツールの試用で終わらせず継続的に改善。</w:t>
+        <w:t> 導入後の利用状況、納品品質、協業、業務成果を記録し、試用で終わらせず継続的に改善。</w:t>
       </w:r>
     </w:p>
     <w:p>
@@ -5024,7 +5106,7 @@
           <w:sz w:val="23"/>
           <w:szCs w:val="23"/>
         </w:rPr>
-        <w:t>4. これまでのプロジェクト経験</w:t>
+        <w:t>4. 日中間プロジェクト</w:t>
       </w:r>
     </w:p>
     <w:p>
@@ -5039,7 +5121,29 @@
           <w:sz w:val="20"/>
           <w:szCs w:val="20"/>
         </w:rPr>
-        <w:t>2023年9月〜2024年2月  |  日本携帯電話の価格差返金プロジェクト</w:t>
+        <w:t>2023年9月〜2024年2月｜</w:t>
+      </w:r>
+      <w:proofErr w:type="gramStart"/>
+      <w:r>
+        <w:rPr>
+          <w:rFonts w:ascii="微软雅黑" w:eastAsia="微软雅黑" w:hAnsi="微软雅黑"/>
+          <w:b/>
+          <w:color w:val="404040"/>
+          <w:sz w:val="20"/>
+          <w:szCs w:val="20"/>
+        </w:rPr>
+        <w:t/>
+      </w:r>
+      <w:proofErr w:type="gramEnd"/>
+      <w:r>
+        <w:rPr>
+          <w:rFonts w:ascii="微软雅黑" w:eastAsia="微软雅黑" w:hAnsi="微软雅黑"/>
+          <w:b/>
+          <w:color w:val="404040"/>
+          <w:sz w:val="20"/>
+          <w:szCs w:val="20"/>
+        </w:rPr>
+        <w:t xml:space="preserve">Apple公式規約に基づく価格調整交渉・調達コスト保全</w:t>
       </w:r>
     </w:p>
     <w:p>
@@ -5054,17 +5158,16 @@
           <w:sz w:val="20"/>
           <w:szCs w:val="20"/>
         </w:rPr>
-        <w:t>プロジェクト内容：</w:t>
+        <w:t>業務内容:</w:t>
       </w:r>
       <w:r>
         <w:rPr>
           <w:rFonts w:ascii="微软雅黑" w:eastAsia="微软雅黑" w:hAnsi="微软雅黑"/>
-          <w:b w:val="0"/>
           <w:color w:val="404040"/>
           <w:sz w:val="20"/>
           <w:szCs w:val="20"/>
         </w:rPr>
-        <w:t>日本側のAppleカスタマーサポートと日本語で連携し、各端末の価格差返金、進捗、結果確認を統括。数百件を完了し、1件あたり約15,000円、累計約200万円の純利益を創出。</w:t>
+        <w:t> 日本市場向けの大口機器調達に伴う価格変動に対し、公式アフターサービス規約と価格調整方針を確認。合規の範囲内で日本語による電話交渉を数百件行い、約200万円の調達コスト削減・損失保全に貢献。</w:t>
       </w:r>
     </w:p>
     <w:p>
@@ -5079,7 +5182,29 @@
           <w:sz w:val="20"/>
           <w:szCs w:val="20"/>
         </w:rPr>
-        <w:t>2025年3月〜7月  |  日中価格差商品の転売・販売</w:t>
+        <w:t>2025年3月〜7月｜</w:t>
+      </w:r>
+      <w:proofErr w:type="gramStart"/>
+      <w:r>
+        <w:rPr>
+          <w:rFonts w:ascii="微软雅黑" w:eastAsia="微软雅黑" w:hAnsi="微软雅黑"/>
+          <w:b/>
+          <w:color w:val="404040"/>
+          <w:sz w:val="20"/>
+          <w:szCs w:val="20"/>
+        </w:rPr>
+        <w:t/>
+      </w:r>
+      <w:proofErr w:type="gramEnd"/>
+      <w:r>
+        <w:rPr>
+          <w:rFonts w:ascii="微软雅黑" w:eastAsia="微软雅黑" w:hAnsi="微软雅黑"/>
+          <w:b/>
+          <w:color w:val="404040"/>
+          <w:sz w:val="20"/>
+          <w:szCs w:val="20"/>
+        </w:rPr>
+        <w:t xml:space="preserve">日中越境EC・価格差商品の販売</w:t>
       </w:r>
     </w:p>
     <w:p>
@@ -5094,17 +5219,16 @@
           <w:sz w:val="20"/>
           <w:szCs w:val="20"/>
         </w:rPr>
-        <w:t>プロジェクト内容：</w:t>
+        <w:t>業務内容:</w:t>
       </w:r>
       <w:r>
         <w:rPr>
           <w:rFonts w:ascii="微软雅黑" w:eastAsia="微软雅黑" w:hAnsi="微软雅黑"/>
-          <w:b w:val="0"/>
           <w:color w:val="404040"/>
           <w:sz w:val="20"/>
           <w:szCs w:val="20"/>
         </w:rPr>
-        <w:t>日本へ赴き、越境物流と連携して日中の価格差商品を転売・販売。仕入れ判断、購買調整、越境輸送、販売推進に携わった。</w:t>
+        <w:t> 日本滞在と越境物流の経験を活かし、仕入れ判断、購買調整、輸送手配、販売推進まで一連の業務に携わった。</w:t>
       </w:r>
     </w:p>
     <w:p>
@@ -5123,7 +5247,7 @@
           <w:sz w:val="23"/>
           <w:szCs w:val="23"/>
         </w:rPr>
-        <w:t>5. 応用可能な仕事の進め方</w:t>
+        <w:t>5. 活かせる仕事の進め方</w:t>
       </w:r>
     </w:p>
     <w:p>
@@ -5138,17 +5262,16 @@
           <w:sz w:val="20"/>
           <w:szCs w:val="20"/>
         </w:rPr>
-        <w:t>プロセスのプロダクト化：</w:t>
+        <w:t>業務の標準化:</w:t>
       </w:r>
       <w:r>
         <w:rPr>
           <w:rFonts w:ascii="微软雅黑" w:eastAsia="微软雅黑" w:hAnsi="微软雅黑"/>
-          <w:b w:val="0"/>
           <w:color w:val="404040"/>
           <w:sz w:val="20"/>
           <w:szCs w:val="20"/>
         </w:rPr>
-        <w:t>一度きりの経験をフィールド、ルール、テンプレート、チェックリストに落とし込み、チームで使える資産にする。</w:t>
+        <w:t> 一度きりの経験を項目、ルール、テンプレート、チェックリストに落とし込み、チームで使える資産にする。</w:t>
       </w:r>
     </w:p>
     <w:p>
@@ -5163,17 +5286,16 @@
           <w:sz w:val="20"/>
           <w:szCs w:val="20"/>
         </w:rPr>
-        <w:t>効率のエンジニアリング：</w:t>
+        <w:t>効率改善:</w:t>
       </w:r>
       <w:r>
         <w:rPr>
           <w:rFonts w:ascii="微软雅黑" w:eastAsia="微软雅黑" w:hAnsi="微软雅黑"/>
-          <w:b w:val="0"/>
           <w:color w:val="404040"/>
           <w:sz w:val="20"/>
           <w:szCs w:val="20"/>
         </w:rPr>
-        <w:t>頻度が高く、反復的で、人の判断に依存する工程を特定し、AIとツールで標準化、量産化、品質確認を行う。</w:t>
+        <w:t> 反復的で判断に依存する工程を特定し、AIとツールで標準化、量産化、品質確認を行う。</w:t>
       </w:r>
     </w:p>
     <w:p>
@@ -5188,17 +5310,16 @@
           <w:sz w:val="20"/>
           <w:szCs w:val="20"/>
         </w:rPr>
-        <w:t>成果の検証：</w:t>
+        <w:t>成果の検証:</w:t>
       </w:r>
       <w:r>
         <w:rPr>
           <w:rFonts w:ascii="微软雅黑" w:eastAsia="微软雅黑" w:hAnsi="微软雅黑"/>
-          <w:b w:val="0"/>
           <w:color w:val="404040"/>
           <w:sz w:val="20"/>
           <w:szCs w:val="20"/>
         </w:rPr>
-        <w:t>実際の利用状況、納品品質、協業の円滑さを受入基準とし、結果を振り返って継続的に改善する。</w:t>
+        <w:t> 利用状況、納品品質、協業の円滑さ、コスト・利益への影響を受入基準とし、結果から改善を続ける。</w:t>
       </w:r>
     </w:p>
     <w:sectPr>
